--- a/oon-operating-model/model-b/Model-B-Automation-First-Doc.docx
+++ b/oon-operating-model/model-b/Model-B-Automation-First-Doc.docx
@@ -1083,7 +1083,7 @@
           <w:p>
             <w:pPr/>
             <w:r>
-              <w:t xml:space="preserve">2 members a night from an opt-in rota of L2–L4 holding C2; at least one A2 holder each night</w:t>
+              <w:t xml:space="preserve">2 members a night from an opt-in rota of L2–L4 holding B2; at least one A2 holder each night</w:t>
             </w:r>
           </w:p>
         </w:tc>
@@ -1739,7 +1739,7 @@
         <w:t xml:space="preserve">Requirements:</w:t>
       </w:r>
       <w:r>
-        <w:t xml:space="preserve"> L3 Senior Specialist I, or a strong L2 RCM Specialist II holding the IDR badge (A2); confident with ClickUp automations and spreadsheets; basic scripting is a plus.</w:t>
+        <w:t xml:space="preserve"> L3 Senior Specialist I, or a strong L2 holding B2; A5 Innovation preferred; confident with ClickUp automations and spreadsheets; basic scripting is a plus.</w:t>
       </w:r>
     </w:p>
     <w:p>
@@ -1846,7 +1846,7 @@
         <w:t xml:space="preserve">Who:</w:t>
       </w:r>
       <w:r>
-        <w:t xml:space="preserve"> any L2, L3 or L4 holding C2 can opt in. Each night has at least one A2 holder as night lead. The rota reports to the Onshore–Offshore Liaison portfolio owner, who sets it each quarter from the opt-ins.</w:t>
+        <w:t xml:space="preserve"> any L2, L3 or L4 holding B2 can opt in. Each night has at least one A2 holder as night lead. The rota reports to the Onshore–Offshore Liaison portfolio owner, who sets it each quarter from the opt-ins.</w:t>
       </w:r>
     </w:p>
     <w:p>
@@ -2803,7 +2803,7 @@
           <w:p>
             <w:pPr/>
             <w:r>
-              <w:t xml:space="preserve">Bridge night rota (L2–L4 holding C2)</w:t>
+              <w:t xml:space="preserve">Bridge night rota (L2–L4 holding B2)</w:t>
             </w:r>
           </w:p>
         </w:tc>
@@ -2863,7 +2863,7 @@
           <w:p>
             <w:pPr/>
             <w:r>
-              <w:t xml:space="preserve">$200 a year toward certifications (coding, AI tools)</w:t>
+              <w:t xml:space="preserve">$200 a year toward external courses (coding, AI tools)</w:t>
             </w:r>
           </w:p>
         </w:tc>

--- a/oon-operating-model/model-b/Model-B-Automation-First-Doc.docx
+++ b/oon-operating-model/model-b/Model-B-Automation-First-Doc.docx
@@ -48,16 +48,16 @@
         <w:rPr>
           <w:b/>
         </w:rPr>
-        <w:t xml:space="preserve">$140,000–</w:t>
-      </w:r>
-      <w:r>
-        <w:t xml:space="preserve">160,000 a year today and about $0.41–0.5 </w:t>
+        <w:t xml:space="preserve">$154,000–177,000 a year</w:t>
+      </w:r>
+      <w:r>
+        <w:t xml:space="preserve"> today and about </w:t>
       </w:r>
       <w:r>
         <w:rPr>
           <w:b/>
         </w:rPr>
-        <w:t xml:space="preserve">million a year</w:t>
+        <w:t xml:space="preserve">$0.45–0.55 million a year</w:t>
       </w:r>
       <w:r>
         <w:t xml:space="preserve"> by year two.</w:t>
@@ -66,7 +66,7 @@
     <w:p>
       <w:pPr/>
       <w:r>
-        <w:t xml:space="preserve">The five bold moves:</w:t>
+        <w:t xml:space="preserve">The four bold moves:</w:t>
       </w:r>
     </w:p>
     <w:p>
@@ -135,24 +135,6 @@
         <w:rPr>
           <w:b/>
         </w:rPr>
-        <w:t xml:space="preserve">Teams are paid on results.</w:t>
-      </w:r>
-      <w:r>
-        <w:t xml:space="preserve"> A team gainshare pool shares in recovery above baseline, and a bounty board pays for clearing aged claims.</w:t>
-      </w:r>
-    </w:p>
-    <w:p>
-      <w:pPr>
-        <w:pStyle w:val="ListParagraph"/>
-        <w:numPr>
-          <w:ilvl w:val="0"/>
-          <w:numId w:val="2"/>
-        </w:numPr>
-      </w:pPr>
-      <w:r>
-        <w:rPr>
-          <w:b/>
-        </w:rPr>
         <w:t xml:space="preserve">The US desk runs 12 hours a day.</w:t>
       </w:r>
       <w:r>
@@ -192,7 +174,7 @@
         <w:t xml:space="preserve">Update:</w:t>
       </w:r>
       <w:r>
-        <w:t xml:space="preserve"> the proposal is now Model C, the guided copy desk. Lebanon prepares each dispute in the IDR Prep Studio, which mirrors the Gateway page by page and validates every field. A 5-person US desk copies each field into the Gateway with one-click copy buttons and submits personally; no tool touches the Gateway. It targets 15 minutes per dispute, is ready for January 1, and needs no Gateway approval beyond the onshore rule. It saves $94,000–114,000 a year today and $328,000–400,000 by year two against Model A, about 70–80% of Model B's saving. Model B remains the long-term option once the Gateway confirms in writing that assisted form filling is allowed.</w:t>
+        <w:t xml:space="preserve"> the proposal is now Model C, the guided copy desk. Lebanon prepares each dispute in the IDR Prep Studio, which mirrors the Gateway page by page and validates every field. A 5-person US desk copies each field into the Gateway with one-click copy buttons and submits personally; no tool touches the Gateway. It targets 15 minutes per dispute, is ready for January 1, and needs no Gateway approval beyond the onshore rule. It saves $94,000–114,000 a year today and $328,000–400,000 by year two against Model A, about 60–75% of Model B's saving. Model B remains the long-term option once the Gateway confirms in writing that assisted form filling is allowed.</w:t>
       </w:r>
     </w:p>
     <w:p>
@@ -206,7 +188,7 @@
     <w:p>
       <w:pPr/>
       <w:r>
-        <w:t xml:space="preserve">We tested ten unconventional ideas. Seven are in the model, one needs a check against the Gateway's terms first, and two are rejected.</w:t>
+        <w:t xml:space="preserve">We tested eight unconventional ideas. Five are in the model, one needs a check against the Gateway's terms first, and two are rejected.</w:t>
       </w:r>
     </w:p>
     <w:tbl>
@@ -524,82 +506,6 @@
             <w:pPr/>
             <w:r>
               <w:t xml:space="preserve">12 hours of filing a day with 3 people</w:t>
-            </w:r>
-          </w:p>
-        </w:tc>
-      </w:tr>
-      <w:tr>
-        <w:tc>
-          <w:tcPr>
-            <w:tcW w:w="3120" w:type="dxa"/>
-          </w:tcPr>
-          <w:p>
-            <w:pPr/>
-            <w:r>
-              <w:t xml:space="preserve">Team gainshare pool</w:t>
-            </w:r>
-          </w:p>
-        </w:tc>
-        <w:tc>
-          <w:tcPr>
-            <w:tcW w:w="3120" w:type="dxa"/>
-          </w:tcPr>
-          <w:p>
-            <w:pPr/>
-            <w:r>
-              <w:rPr>
-                <w:b/>
-              </w:rPr>
-              <w:t xml:space="preserve">In</w:t>
-            </w:r>
-          </w:p>
-        </w:tc>
-        <w:tc>
-          <w:tcPr>
-            <w:tcW w:w="3120" w:type="dxa"/>
-          </w:tcPr>
-          <w:p>
-            <w:pPr/>
-            <w:r>
-              <w:t xml:space="preserve">Pays teams for recovery above baseline, with guardrails</w:t>
-            </w:r>
-          </w:p>
-        </w:tc>
-      </w:tr>
-      <w:tr>
-        <w:tc>
-          <w:tcPr>
-            <w:tcW w:w="3120" w:type="dxa"/>
-          </w:tcPr>
-          <w:p>
-            <w:pPr/>
-            <w:r>
-              <w:t xml:space="preserve">Bounty board for aged claims</w:t>
-            </w:r>
-          </w:p>
-        </w:tc>
-        <w:tc>
-          <w:tcPr>
-            <w:tcW w:w="3120" w:type="dxa"/>
-          </w:tcPr>
-          <w:p>
-            <w:pPr/>
-            <w:r>
-              <w:rPr>
-                <w:b/>
-              </w:rPr>
-              <w:t xml:space="preserve">In</w:t>
-            </w:r>
-          </w:p>
-        </w:tc>
-        <w:tc>
-          <w:tcPr>
-            <w:tcW w:w="3120" w:type="dxa"/>
-          </w:tcPr>
-          <w:p>
-            <w:pPr/>
-            <w:r>
-              <w:t xml:space="preserve">Clears the backlog without permanent hiring</w:t>
             </w:r>
           </w:p>
         </w:tc>
@@ -1431,24 +1337,6 @@
     </w:p>
     <w:p>
       <w:pPr>
-        <w:pStyle w:val="ListParagraph"/>
-        <w:numPr>
-          <w:ilvl w:val="0"/>
-          <w:numId w:val="4"/>
-        </w:numPr>
-      </w:pPr>
-      <w:r>
-        <w:rPr>
-          <w:b/>
-        </w:rPr>
-        <w:t xml:space="preserve">Pay:</w:t>
-      </w:r>
-      <w:r>
-        <w:t xml:space="preserve"> $27–32 an hour (about $56,000–67,000), up to 10% quarterly bonus, full benefits.</w:t>
-      </w:r>
-    </w:p>
-    <w:p>
-      <w:pPr>
         <w:pStyle w:val="Heading3"/>
       </w:pPr>
       <w:r>
@@ -1613,24 +1501,6 @@
     </w:p>
     <w:p>
       <w:pPr>
-        <w:pStyle w:val="ListParagraph"/>
-        <w:numPr>
-          <w:ilvl w:val="0"/>
-          <w:numId w:val="7"/>
-        </w:numPr>
-      </w:pPr>
-      <w:r>
-        <w:rPr>
-          <w:b/>
-        </w:rPr>
-        <w:t xml:space="preserve">Pay:</w:t>
-      </w:r>
-      <w:r>
-        <w:t xml:space="preserve"> $21–25 an hour (about $44,000–52,000), up to 10% quarterly bonus, full benefits.</w:t>
-      </w:r>
-    </w:p>
-    <w:p>
-      <w:pPr>
         <w:pStyle w:val="Heading3"/>
       </w:pPr>
       <w:r>
@@ -1791,24 +1661,6 @@
       </w:pPr>
       <w:r>
         <w:t xml:space="preserve">Mapping fixes within 1 business day.</w:t>
-      </w:r>
-    </w:p>
-    <w:p>
-      <w:pPr>
-        <w:pStyle w:val="ListParagraph"/>
-        <w:numPr>
-          <w:ilvl w:val="0"/>
-          <w:numId w:val="10"/>
-        </w:numPr>
-      </w:pPr>
-      <w:r>
-        <w:rPr>
-          <w:b/>
-        </w:rPr>
-        <w:t xml:space="preserve">Pay:</w:t>
-      </w:r>
-      <w:r>
-        <w:t xml:space="preserve"> L3 Senior Specialist I band ($1,400–1,800) plus a $100 monthly automation allowance.</w:t>
       </w:r>
     </w:p>
     <w:p>
@@ -2461,13 +2313,13 @@
         <w:pStyle w:val="Heading2"/>
       </w:pPr>
       <w:r>
-        <w:t xml:space="preserve">Pay and benefits</w:t>
+        <w:t xml:space="preserve">Benefits</w:t>
       </w:r>
     </w:p>
     <w:p>
       <w:pPr/>
       <w:r>
-        <w:t xml:space="preserve">Model B pays more for results and less for headcount. Base pay bands are unchanged from Model A; the extras below are new.</w:t>
+        <w:t xml:space="preserve">Model B keeps Model A's pay. The US desk gets a standard benefits package, and the bridge night rota shares a quarterly pool.</w:t>
       </w:r>
     </w:p>
     <w:tbl>
@@ -2596,202 +2448,6 @@
               <w:rPr>
                 <w:b/>
               </w:rPr>
-              <w:t xml:space="preserve">US quarterly bonus</w:t>
-            </w:r>
-          </w:p>
-        </w:tc>
-        <w:tc>
-          <w:tcPr>
-            <w:tcW w:w="2340" w:type="dxa"/>
-          </w:tcPr>
-          <w:p>
-            <w:pPr/>
-            <w:r>
-              <w:t xml:space="preserve">US desk</w:t>
-            </w:r>
-          </w:p>
-        </w:tc>
-        <w:tc>
-          <w:tcPr>
-            <w:tcW w:w="2340" w:type="dxa"/>
-          </w:tcPr>
-          <w:p>
-            <w:pPr/>
-            <w:r>
-              <w:t xml:space="preserve">Up to 10% of base: same-day completion, error rate, backlog</w:t>
-            </w:r>
-          </w:p>
-        </w:tc>
-        <w:tc>
-          <w:tcPr>
-            <w:tcW w:w="2340" w:type="dxa"/>
-          </w:tcPr>
-          <w:p>
-            <w:pPr/>
-            <w:r>
-              <w:t xml:space="preserve">Nothing paid in a quarter with a filing error that cost a deadline</w:t>
-            </w:r>
-          </w:p>
-        </w:tc>
-      </w:tr>
-      <w:tr>
-        <w:tc>
-          <w:tcPr>
-            <w:tcW w:w="2340" w:type="dxa"/>
-          </w:tcPr>
-          <w:p>
-            <w:pPr/>
-            <w:r>
-              <w:rPr>
-                <w:b/>
-              </w:rPr>
-              <w:t xml:space="preserve">Team gainshare pool</w:t>
-            </w:r>
-          </w:p>
-        </w:tc>
-        <w:tc>
-          <w:tcPr>
-            <w:tcW w:w="2340" w:type="dxa"/>
-          </w:tcPr>
-          <w:p>
-            <w:pPr/>
-            <w:r>
-              <w:t xml:space="preserve">Each Lebanon team</w:t>
-            </w:r>
-          </w:p>
-        </w:tc>
-        <w:tc>
-          <w:tcPr>
-            <w:tcW w:w="2340" w:type="dxa"/>
-          </w:tcPr>
-          <w:p>
-            <w:pPr/>
-            <w:r>
-              <w:t xml:space="preserve">3% of the team's Net Recovery above its baseline quarter, split by work units × quality score</w:t>
-            </w:r>
-          </w:p>
-        </w:tc>
-        <w:tc>
-          <w:tcPr>
-            <w:tcW w:w="2340" w:type="dxa"/>
-          </w:tcPr>
-          <w:p>
-            <w:pPr/>
-            <w:r>
-              <w:t xml:space="preserve">Capped at 15% of the team's quarterly base pay; each missed deadline cuts the pool by 25%; coding is never paid on dollars</w:t>
-            </w:r>
-          </w:p>
-        </w:tc>
-      </w:tr>
-      <w:tr>
-        <w:tc>
-          <w:tcPr>
-            <w:tcW w:w="2340" w:type="dxa"/>
-          </w:tcPr>
-          <w:p>
-            <w:pPr/>
-            <w:r>
-              <w:rPr>
-                <w:b/>
-              </w:rPr>
-              <w:t xml:space="preserve">Bounty board</w:t>
-            </w:r>
-          </w:p>
-        </w:tc>
-        <w:tc>
-          <w:tcPr>
-            <w:tcW w:w="2340" w:type="dxa"/>
-          </w:tcPr>
-          <w:p>
-            <w:pPr/>
-            <w:r>
-              <w:t xml:space="preserve">L2 and above</w:t>
-            </w:r>
-          </w:p>
-        </w:tc>
-        <w:tc>
-          <w:tcPr>
-            <w:tcW w:w="2340" w:type="dxa"/>
-          </w:tcPr>
-          <w:p>
-            <w:pPr/>
-            <w:r>
-              <w:t xml:space="preserve">Claims over 90 days old posted with work-unit bounties; $3 per unit closed outside regular work</w:t>
-            </w:r>
-          </w:p>
-        </w:tc>
-        <w:tc>
-          <w:tcPr>
-            <w:tcW w:w="2340" w:type="dxa"/>
-          </w:tcPr>
-          <w:p>
-            <w:pPr/>
-            <w:r>
-              <w:t xml:space="preserve">Up to $150 a month; quality score of 95% or higher required</w:t>
-            </w:r>
-          </w:p>
-        </w:tc>
-      </w:tr>
-      <w:tr>
-        <w:tc>
-          <w:tcPr>
-            <w:tcW w:w="2340" w:type="dxa"/>
-          </w:tcPr>
-          <w:p>
-            <w:pPr/>
-            <w:r>
-              <w:rPr>
-                <w:b/>
-              </w:rPr>
-              <w:t xml:space="preserve">Automation allowance</w:t>
-            </w:r>
-          </w:p>
-        </w:tc>
-        <w:tc>
-          <w:tcPr>
-            <w:tcW w:w="2340" w:type="dxa"/>
-          </w:tcPr>
-          <w:p>
-            <w:pPr/>
-            <w:r>
-              <w:t xml:space="preserve">Automation Analysts</w:t>
-            </w:r>
-          </w:p>
-        </w:tc>
-        <w:tc>
-          <w:tcPr>
-            <w:tcW w:w="2340" w:type="dxa"/>
-          </w:tcPr>
-          <w:p>
-            <w:pPr/>
-            <w:r>
-              <w:t xml:space="preserve">$100 a month</w:t>
-            </w:r>
-          </w:p>
-        </w:tc>
-        <w:tc>
-          <w:tcPr>
-            <w:tcW w:w="2340" w:type="dxa"/>
-          </w:tcPr>
-          <w:p>
-            <w:pPr/>
-            <w:r>
-              <w:t xml:space="preserve">Paid while bundle defect rate is under 2%</w:t>
-            </w:r>
-          </w:p>
-        </w:tc>
-      </w:tr>
-      <w:tr>
-        <w:tc>
-          <w:tcPr>
-            <w:tcW w:w="2340" w:type="dxa"/>
-          </w:tcPr>
-          <w:p>
-            <w:pPr/>
-            <w:r>
-              <w:rPr>
-                <w:b/>
-              </w:rPr>
               <w:t xml:space="preserve">Bridge night rota bonus</w:t>
             </w:r>
           </w:p>
@@ -2830,62 +2486,7 @@
           </w:p>
         </w:tc>
       </w:tr>
-      <w:tr>
-        <w:tc>
-          <w:tcPr>
-            <w:tcW w:w="2340" w:type="dxa"/>
-          </w:tcPr>
-          <w:p>
-            <w:pPr/>
-            <w:r>
-              <w:rPr>
-                <w:b/>
-              </w:rPr>
-              <w:t xml:space="preserve">Learning stipend</w:t>
-            </w:r>
-          </w:p>
-        </w:tc>
-        <w:tc>
-          <w:tcPr>
-            <w:tcW w:w="2340" w:type="dxa"/>
-          </w:tcPr>
-          <w:p>
-            <w:pPr/>
-            <w:r>
-              <w:t xml:space="preserve">Everyone</w:t>
-            </w:r>
-          </w:p>
-        </w:tc>
-        <w:tc>
-          <w:tcPr>
-            <w:tcW w:w="2340" w:type="dxa"/>
-          </w:tcPr>
-          <w:p>
-            <w:pPr/>
-            <w:r>
-              <w:t xml:space="preserve">$200 a year toward external courses (coding, AI tools)</w:t>
-            </w:r>
-          </w:p>
-        </w:tc>
-        <w:tc>
-          <w:tcPr>
-            <w:tcW w:w="2340" w:type="dxa"/>
-          </w:tcPr>
-          <w:p>
-            <w:pPr/>
-            <w:r>
-              <w:t xml:space="preserve">Requires passing the course</w:t>
-            </w:r>
-          </w:p>
-        </w:tc>
-      </w:tr>
     </w:tbl>
-    <w:p>
-      <w:pPr/>
-      <w:r>
-        <w:t xml:space="preserve">The gainshare is the riskiest pay element. It rewards the work that drives recovery, but it could push people toward aggressive settlements. That's why it is capped, why it's tied to quality, and why settlement decision rights don't change.</w:t>
-      </w:r>
-    </w:p>
     <w:p>
       <w:pPr>
         <w:pStyle w:val="Heading2"/>
@@ -3340,7 +2941,7 @@
           <w:p>
             <w:pPr/>
             <w:r>
-              <w:t xml:space="preserve">Net Recovery, gainshare, bounty board, US queue</w:t>
+              <w:t xml:space="preserve">Net Recovery, US queue</w:t>
             </w:r>
           </w:p>
         </w:tc>
@@ -3390,7 +2991,7 @@
     <w:p>
       <w:pPr/>
       <w:r>
-        <w:t xml:space="preserve">Model B has almost no up-front cost: the Cockpit is built in-house on existing systems, so its only one-time item beyond Model A's is the legal review. It saves $140,000–160,000 a year at today's volume once the desk steps down to 3 people, and the savings grow with volume. US figures are approximate Texas market rates (direct hire, plus 25% for benefits and payroll taxes), not quotes. Recruiting is in-house, and neither model carries infrastructure costs.</w:t>
+        <w:t xml:space="preserve">Model B has almost no up-front cost: the Cockpit is built in-house on existing systems, so its only one-time item beyond Model A's is the legal review. It saves $154,000–177,000 a year at today's volume once the desk steps down to 3 people, and the savings grow with volume. US figures are approximate Texas market rates for direct hires, plus about 25% benefits and payroll taxes, not quotes. Recruiting is in-house, and neither model carries infrastructure costs.</w:t>
       </w:r>
     </w:p>
     <w:tbl>
@@ -3502,7 +3103,7 @@
           <w:p>
             <w:pPr/>
             <w:r>
-              <w:t xml:space="preserve">3 people, direct hire, with bonus: 194,000–231,000</w:t>
+              <w:t xml:space="preserve">3 people, direct hire: 180,000–214,000</w:t>
             </w:r>
           </w:p>
         </w:tc>
@@ -3610,18 +3211,18 @@
           <w:p>
             <w:pPr/>
             <w:r>
-              <w:t xml:space="preserve">206,000–261,000</w:t>
-            </w:r>
-          </w:p>
-        </w:tc>
-        <w:tc>
-          <w:tcPr>
-            <w:tcW w:w="1872" w:type="dxa"/>
-          </w:tcPr>
-          <w:p>
-            <w:pPr/>
-            <w:r>
-              <w:t xml:space="preserve">140,000–160,000</w:t>
+              <w:t xml:space="preserve">192,000–244,000</w:t>
+            </w:r>
+          </w:p>
+        </w:tc>
+        <w:tc>
+          <w:tcPr>
+            <w:tcW w:w="1872" w:type="dxa"/>
+          </w:tcPr>
+          <w:p>
+            <w:pPr/>
+            <w:r>
+              <w:t xml:space="preserve">154,000–177,000</w:t>
             </w:r>
           </w:p>
         </w:tc>
@@ -3667,18 +3268,18 @@
           <w:p>
             <w:pPr/>
             <w:r>
-              <w:t xml:space="preserve">5 people + AI drafting: 331,000–408,000</w:t>
-            </w:r>
-          </w:p>
-        </w:tc>
-        <w:tc>
-          <w:tcPr>
-            <w:tcW w:w="1872" w:type="dxa"/>
-          </w:tcPr>
-          <w:p>
-            <w:pPr/>
-            <w:r>
-              <w:t xml:space="preserve">249,000–299,000</w:t>
+              <w:t xml:space="preserve">5 people + AI drafting: 302,000–374,000</w:t>
+            </w:r>
+          </w:p>
+        </w:tc>
+        <w:tc>
+          <w:tcPr>
+            <w:tcW w:w="1872" w:type="dxa"/>
+          </w:tcPr>
+          <w:p>
+            <w:pPr/>
+            <w:r>
+              <w:t xml:space="preserve">278,000–333,000</w:t>
             </w:r>
           </w:p>
         </w:tc>
@@ -3724,18 +3325,18 @@
           <w:p>
             <w:pPr/>
             <w:r>
-              <w:t xml:space="preserve">7 people + AI drafting: 452,000–551,000</w:t>
-            </w:r>
-          </w:p>
-        </w:tc>
-        <w:tc>
-          <w:tcPr>
-            <w:tcW w:w="1872" w:type="dxa"/>
-          </w:tcPr>
-          <w:p>
-            <w:pPr/>
-            <w:r>
-              <w:t xml:space="preserve">409,000–499,000</w:t>
+              <w:t xml:space="preserve">7 people + AI drafting: 412,000–504,000</w:t>
+            </w:r>
+          </w:p>
+        </w:tc>
+        <w:tc>
+          <w:tcPr>
+            <w:tcW w:w="1872" w:type="dxa"/>
+          </w:tcPr>
+          <w:p>
+            <w:pPr/>
+            <w:r>
+              <w:t xml:space="preserve">449,000–546,000</w:t>
             </w:r>
           </w:p>
         </w:tc>
@@ -3818,7 +3419,7 @@
         <w:t xml:space="preserve">Lebanon:</w:t>
       </w:r>
       <w:r>
-        <w:t xml:space="preserve"> AI drafting targets about 23 fewer hires by year two, worth roughly $380,000 a year at the L2 midpoint. The gainshare pays 3% of recovery above baseline, so it funds itself, and it's capped at 15% of base pay.</w:t>
+        <w:t xml:space="preserve"> AI drafting targets about 23 fewer hires by year two, worth roughly $380,000 a year.</w:t>
       </w:r>
     </w:p>
     <w:p>
@@ -4058,18 +3659,6 @@
       </w:pPr>
       <w:r>
         <w:t xml:space="preserve">Switch on the AI determination reader.</w:t>
-      </w:r>
-    </w:p>
-    <w:p>
-      <w:pPr>
-        <w:pStyle w:val="ListParagraph"/>
-        <w:numPr>
-          <w:ilvl w:val="1"/>
-          <w:numId w:val="21"/>
-        </w:numPr>
-      </w:pPr>
-      <w:r>
-        <w:t xml:space="preserve">Set gainshare baselines from February to April data, then start gainshare and the bounty board in the third quarter.</w:t>
       </w:r>
     </w:p>
     <w:p>
@@ -4410,7 +3999,7 @@
           <w:p>
             <w:pPr/>
             <w:r>
-              <w:t xml:space="preserve">Gainshare pushes aggressive settlements</w:t>
+              <w:t xml:space="preserve">A bundle defect spreads to many disputes</w:t>
             </w:r>
           </w:p>
         </w:tc>
@@ -4432,6 +4021,41 @@
           <w:p>
             <w:pPr/>
             <w:r>
+              <w:t xml:space="preserve">High</w:t>
+            </w:r>
+          </w:p>
+        </w:tc>
+        <w:tc>
+          <w:tcPr>
+            <w:tcW w:w="2340" w:type="dxa"/>
+          </w:tcPr>
+          <w:p>
+            <w:pPr/>
+            <w:r>
+              <w:t xml:space="preserve">The bridge night rota checks 100% of bundles; analysts fix the template, not just the case</w:t>
+            </w:r>
+          </w:p>
+        </w:tc>
+      </w:tr>
+      <w:tr>
+        <w:tc>
+          <w:tcPr>
+            <w:tcW w:w="2340" w:type="dxa"/>
+          </w:tcPr>
+          <w:p>
+            <w:pPr/>
+            <w:r>
+              <w:t xml:space="preserve">The US team burns out at 40 disputes a shift</w:t>
+            </w:r>
+          </w:p>
+        </w:tc>
+        <w:tc>
+          <w:tcPr>
+            <w:tcW w:w="2340" w:type="dxa"/>
+          </w:tcPr>
+          <w:p>
+            <w:pPr/>
+            <w:r>
               <w:t xml:space="preserve">Medium</w:t>
             </w:r>
           </w:p>
@@ -4443,76 +4067,6 @@
           <w:p>
             <w:pPr/>
             <w:r>
-              <w:t xml:space="preserve">Cap, quality multiplier, unchanged decision rights</w:t>
-            </w:r>
-          </w:p>
-        </w:tc>
-      </w:tr>
-      <w:tr>
-        <w:tc>
-          <w:tcPr>
-            <w:tcW w:w="2340" w:type="dxa"/>
-          </w:tcPr>
-          <w:p>
-            <w:pPr/>
-            <w:r>
-              <w:t xml:space="preserve">A bundle defect spreads to many disputes</w:t>
-            </w:r>
-          </w:p>
-        </w:tc>
-        <w:tc>
-          <w:tcPr>
-            <w:tcW w:w="2340" w:type="dxa"/>
-          </w:tcPr>
-          <w:p>
-            <w:pPr/>
-            <w:r>
-              <w:t xml:space="preserve">Low</w:t>
-            </w:r>
-          </w:p>
-        </w:tc>
-        <w:tc>
-          <w:tcPr>
-            <w:tcW w:w="2340" w:type="dxa"/>
-          </w:tcPr>
-          <w:p>
-            <w:pPr/>
-            <w:r>
-              <w:t xml:space="preserve">High</w:t>
-            </w:r>
-          </w:p>
-        </w:tc>
-        <w:tc>
-          <w:tcPr>
-            <w:tcW w:w="2340" w:type="dxa"/>
-          </w:tcPr>
-          <w:p>
-            <w:pPr/>
-            <w:r>
-              <w:t xml:space="preserve">The bridge night rota checks 100% of bundles; analysts fix the template, not just the case</w:t>
-            </w:r>
-          </w:p>
-        </w:tc>
-      </w:tr>
-      <w:tr>
-        <w:tc>
-          <w:tcPr>
-            <w:tcW w:w="2340" w:type="dxa"/>
-          </w:tcPr>
-          <w:p>
-            <w:pPr/>
-            <w:r>
-              <w:t xml:space="preserve">The US team burns out at 40 disputes a shift</w:t>
-            </w:r>
-          </w:p>
-        </w:tc>
-        <w:tc>
-          <w:tcPr>
-            <w:tcW w:w="2340" w:type="dxa"/>
-          </w:tcPr>
-          <w:p>
-            <w:pPr/>
-            <w:r>
               <w:t xml:space="preserve">Medium</w:t>
             </w:r>
           </w:p>
@@ -4524,18 +4078,7 @@
           <w:p>
             <w:pPr/>
             <w:r>
-              <w:t xml:space="preserve">Medium</w:t>
-            </w:r>
-          </w:p>
-        </w:tc>
-        <w:tc>
-          <w:tcPr>
-            <w:tcW w:w="2340" w:type="dxa"/>
-          </w:tcPr>
-          <w:p>
-            <w:pPr/>
-            <w:r>
-              <w:t xml:space="preserve">Quarterly bonus, remote work, review of the pace at Gate 2</w:t>
+              <w:t xml:space="preserve">Remote work and a review of the pace at Gate 2</w:t>
             </w:r>
           </w:p>
         </w:tc>
